--- a/项目资料/商业计划书模板.docx
+++ b/项目资料/商业计划书模板.docx
@@ -28,6 +28,12 @@
       <w:pPr>
         <w:spacing w:before="0" w:after="100"/>
         <w:jc w:val="center"/>
+        <w:rPr>
+          <w:rFonts w:ascii="微软雅黑" w:hAnsi="微软雅黑" w:eastAsia="微软雅黑" w:cs="微软雅黑"/>
+          <w:color w:val="3D7BB8"/>
+          <w:sz w:val="32"/>
+          <w:szCs w:val="32"/>
+        </w:rPr>
       </w:pPr>
       <w:r>
         <w:rPr>
@@ -60,6 +66,31 @@
     </w:p>
     <w:p>
       <w:pPr>
+        <w:spacing w:before="0" w:after="100"/>
+        <w:jc w:val="center"/>
+        <w:rPr>
+          <w:rFonts w:hint="default" w:ascii="微软雅黑" w:hAnsi="微软雅黑" w:eastAsia="微软雅黑" w:cs="微软雅黑"/>
+          <w:color w:val="3D7BB8"/>
+          <w:sz w:val="32"/>
+          <w:szCs w:val="32"/>
+          <w:lang w:val="en-US" w:eastAsia="zh-CN"/>
+        </w:rPr>
+      </w:pPr>
+      <w:r>
+        <w:rPr>
+          <w:rFonts w:hint="eastAsia" w:cs="微软雅黑"/>
+          <w:color w:val="3D7BB8"/>
+          <w:sz w:val="32"/>
+          <w:szCs w:val="32"/>
+          <w:lang w:val="en-US" w:eastAsia="zh-CN"/>
+        </w:rPr>
+        <w:t>&lt;精美的封面图片&gt;</w:t>
+      </w:r>
+      <w:bookmarkStart w:id="0" w:name="_GoBack"/>
+      <w:bookmarkEnd w:id="0"/>
+    </w:p>
+    <w:p>
+      <w:pPr>
         <w:pBdr>
           <w:bottom w:val="single" w:color="C5A55A" w:sz="6" w:space="1"/>
         </w:pBdr>
@@ -8205,8 +8236,6 @@
       <w:r>
         <w:br w:type="page"/>
       </w:r>
-      <w:bookmarkStart w:id="0" w:name="_GoBack"/>
-      <w:bookmarkEnd w:id="0"/>
     </w:p>
     <w:p>
       <w:pPr>
@@ -8466,7 +8495,7 @@
     <w:lsdException w:unhideWhenUsed="0" w:uiPriority="0" w:semiHidden="0" w:name="line number"/>
     <w:lsdException w:unhideWhenUsed="0" w:uiPriority="0" w:semiHidden="0" w:name="page number"/>
     <w:lsdException w:uiPriority="99" w:name="endnote reference"/>
-    <w:lsdException w:uiPriority="99" w:name="endnote text"/>
+    <w:lsdException w:qFormat="1" w:uiPriority="99" w:name="endnote text"/>
     <w:lsdException w:unhideWhenUsed="0" w:uiPriority="0" w:semiHidden="0" w:name="table of authorities"/>
     <w:lsdException w:unhideWhenUsed="0" w:uiPriority="0" w:semiHidden="0" w:name="macro"/>
     <w:lsdException w:unhideWhenUsed="0" w:uiPriority="0" w:semiHidden="0" w:name="toa heading"/>
@@ -8508,7 +8537,7 @@
     <w:lsdException w:unhideWhenUsed="0" w:uiPriority="0" w:semiHidden="0" w:name="Body Text Indent 2"/>
     <w:lsdException w:unhideWhenUsed="0" w:uiPriority="0" w:semiHidden="0" w:name="Body Text Indent 3"/>
     <w:lsdException w:unhideWhenUsed="0" w:uiPriority="0" w:semiHidden="0" w:name="Block Text"/>
-    <w:lsdException w:uiPriority="99" w:semiHidden="0" w:name="Hyperlink"/>
+    <w:lsdException w:qFormat="1" w:uiPriority="99" w:semiHidden="0" w:name="Hyperlink"/>
     <w:lsdException w:unhideWhenUsed="0" w:uiPriority="0" w:semiHidden="0" w:name="FollowedHyperlink"/>
     <w:lsdException w:qFormat="1" w:unhideWhenUsed="0" w:uiPriority="0" w:semiHidden="0" w:name="Strong"/>
     <w:lsdException w:qFormat="1" w:unhideWhenUsed="0" w:uiPriority="0" w:semiHidden="0" w:name="Emphasis"/>
@@ -8804,6 +8833,7 @@
     <w:link w:val="18"/>
     <w:semiHidden/>
     <w:unhideWhenUsed/>
+    <w:qFormat/>
     <w:uiPriority w:val="99"/>
     <w:pPr>
       <w:spacing w:after="0" w:line="240" w:lineRule="auto"/>
@@ -8854,6 +8884,7 @@
   <w:style w:type="character" w:styleId="14">
     <w:name w:val="Hyperlink"/>
     <w:unhideWhenUsed/>
+    <w:qFormat/>
     <w:uiPriority w:val="99"/>
     <w:rPr>
       <w:color w:val="0563C1"/>

--- a/项目资料/商业计划书模板.docx
+++ b/项目资料/商业计划书模板.docx
@@ -69,22 +69,217 @@
         <w:spacing w:before="0" w:after="100"/>
         <w:jc w:val="center"/>
         <w:rPr>
-          <w:rFonts w:hint="default" w:ascii="微软雅黑" w:hAnsi="微软雅黑" w:eastAsia="微软雅黑" w:cs="微软雅黑"/>
-          <w:color w:val="3D7BB8"/>
-          <w:sz w:val="32"/>
-          <w:szCs w:val="32"/>
-          <w:lang w:val="en-US" w:eastAsia="zh-CN"/>
-        </w:rPr>
-      </w:pPr>
-      <w:r>
-        <w:rPr>
           <w:rFonts w:hint="eastAsia" w:cs="微软雅黑"/>
           <w:color w:val="3D7BB8"/>
           <w:sz w:val="32"/>
           <w:szCs w:val="32"/>
           <w:lang w:val="en-US" w:eastAsia="zh-CN"/>
         </w:rPr>
+      </w:pPr>
+      <w:r>
+        <w:rPr>
+          <w:rFonts w:hint="eastAsia" w:cs="微软雅黑"/>
+          <w:color w:val="3D7BB8"/>
+          <w:sz w:val="32"/>
+          <w:szCs w:val="32"/>
+          <w:lang w:val="en-US" w:eastAsia="zh-CN"/>
+        </w:rPr>
         <w:t>&lt;精美的封面图片&gt;</w:t>
+      </w:r>
+    </w:p>
+    <w:p>
+      <w:pPr>
+        <w:pStyle w:val="10"/>
+        <w:keepNext w:val="0"/>
+        <w:keepLines w:val="0"/>
+        <w:widowControl/>
+        <w:suppressLineNumbers w:val="0"/>
+        <w:spacing w:before="0" w:beforeAutospacing="0" w:after="0" w:afterAutospacing="0"/>
+        <w:ind w:left="0" w:right="0" w:firstLine="1281" w:firstLineChars="800"/>
+      </w:pPr>
+      <w:r>
+        <w:rPr>
+          <w:rFonts w:ascii="Segoe UI" w:hAnsi="Segoe UI" w:eastAsia="Segoe UI" w:cs="Segoe UI"/>
+          <w:b/>
+          <w:bCs/>
+          <w:i w:val="0"/>
+          <w:iCs w:val="0"/>
+          <w:caps w:val="0"/>
+          <w:color w:val="0F1115"/>
+          <w:spacing w:val="0"/>
+          <w:sz w:val="16"/>
+          <w:szCs w:val="16"/>
+          <w:shd w:val="clear" w:fill="FFFFFF"/>
+        </w:rPr>
+        <w:t>注意脱敏</w:t>
+      </w:r>
+      <w:r>
+        <w:rPr>
+          <w:rFonts w:hint="eastAsia" w:ascii="Segoe UI" w:hAnsi="Segoe UI" w:eastAsia="宋体" w:cs="Segoe UI"/>
+          <w:b/>
+          <w:bCs/>
+          <w:i w:val="0"/>
+          <w:iCs w:val="0"/>
+          <w:caps w:val="0"/>
+          <w:color w:val="0F1115"/>
+          <w:spacing w:val="0"/>
+          <w:sz w:val="16"/>
+          <w:szCs w:val="16"/>
+          <w:shd w:val="clear" w:fill="FFFFFF"/>
+          <w:lang w:val="en-US" w:eastAsia="zh-CN"/>
+        </w:rPr>
+        <w:t xml:space="preserve">: </w:t>
+      </w:r>
+      <w:r>
+        <w:rPr>
+          <w:rFonts w:hint="default" w:ascii="Segoe UI" w:hAnsi="Segoe UI" w:eastAsia="Segoe UI" w:cs="Segoe UI"/>
+          <w:i w:val="0"/>
+          <w:iCs w:val="0"/>
+          <w:caps w:val="0"/>
+          <w:color w:val="0F1115"/>
+          <w:spacing w:val="0"/>
+          <w:sz w:val="16"/>
+          <w:szCs w:val="16"/>
+          <w:shd w:val="clear" w:fill="FFFFFF"/>
+        </w:rPr>
+        <w:t>所有提交材料中，</w:t>
+      </w:r>
+      <w:r>
+        <w:rPr>
+          <w:rFonts w:hint="default" w:ascii="Segoe UI" w:hAnsi="Segoe UI" w:eastAsia="Segoe UI" w:cs="Segoe UI"/>
+          <w:b/>
+          <w:bCs/>
+          <w:i w:val="0"/>
+          <w:iCs w:val="0"/>
+          <w:caps w:val="0"/>
+          <w:color w:val="0F1115"/>
+          <w:spacing w:val="0"/>
+          <w:sz w:val="16"/>
+          <w:szCs w:val="16"/>
+          <w:shd w:val="clear" w:fill="FFFFFF"/>
+        </w:rPr>
+        <w:t>必须隐去学校名、校徽、导师姓名等</w:t>
+      </w:r>
+      <w:r>
+        <w:rPr>
+          <w:rFonts w:hint="default" w:ascii="Segoe UI" w:hAnsi="Segoe UI" w:eastAsia="Segoe UI" w:cs="Segoe UI"/>
+          <w:i w:val="0"/>
+          <w:iCs w:val="0"/>
+          <w:caps w:val="0"/>
+          <w:color w:val="0F1115"/>
+          <w:spacing w:val="0"/>
+          <w:sz w:val="16"/>
+          <w:szCs w:val="16"/>
+          <w:shd w:val="clear" w:fill="FFFFFF"/>
+        </w:rPr>
+        <w:t>任何能体现推报单位的信息</w:t>
+      </w:r>
+    </w:p>
+    <w:p>
+      <w:pPr>
+        <w:pStyle w:val="10"/>
+        <w:keepNext w:val="0"/>
+        <w:keepLines w:val="0"/>
+        <w:widowControl/>
+        <w:suppressLineNumbers w:val="0"/>
+        <w:spacing w:before="0" w:beforeAutospacing="0" w:after="0" w:afterAutospacing="0"/>
+        <w:ind w:left="0" w:right="0" w:firstLine="1281" w:firstLineChars="800"/>
+        <w:rPr>
+          <w:rFonts w:hint="default" w:eastAsia="宋体"/>
+          <w:lang w:val="en-US" w:eastAsia="zh-CN"/>
+        </w:rPr>
+      </w:pPr>
+      <w:r>
+        <w:rPr>
+          <w:rFonts w:hint="default" w:ascii="Segoe UI" w:hAnsi="Segoe UI" w:eastAsia="Segoe UI" w:cs="Segoe UI"/>
+          <w:b/>
+          <w:bCs/>
+          <w:i w:val="0"/>
+          <w:iCs w:val="0"/>
+          <w:caps w:val="0"/>
+          <w:color w:val="0F1115"/>
+          <w:spacing w:val="0"/>
+          <w:sz w:val="16"/>
+          <w:szCs w:val="16"/>
+          <w:shd w:val="clear" w:fill="FFFFFF"/>
+        </w:rPr>
+        <w:t>提交格式</w:t>
+      </w:r>
+      <w:r>
+        <w:rPr>
+          <w:rFonts w:hint="eastAsia" w:ascii="Segoe UI" w:hAnsi="Segoe UI" w:eastAsia="宋体" w:cs="Segoe UI"/>
+          <w:b/>
+          <w:bCs/>
+          <w:i w:val="0"/>
+          <w:iCs w:val="0"/>
+          <w:caps w:val="0"/>
+          <w:color w:val="0F1115"/>
+          <w:spacing w:val="0"/>
+          <w:sz w:val="16"/>
+          <w:szCs w:val="16"/>
+          <w:shd w:val="clear" w:fill="FFFFFF"/>
+          <w:lang w:val="en-US" w:eastAsia="zh-CN"/>
+        </w:rPr>
+        <w:t xml:space="preserve">: </w:t>
+      </w:r>
+      <w:r>
+        <w:rPr>
+          <w:rFonts w:hint="default" w:ascii="Segoe UI" w:hAnsi="Segoe UI" w:eastAsia="Segoe UI" w:cs="Segoe UI"/>
+          <w:i w:val="0"/>
+          <w:iCs w:val="0"/>
+          <w:caps w:val="0"/>
+          <w:color w:val="0F1115"/>
+          <w:spacing w:val="0"/>
+          <w:sz w:val="16"/>
+          <w:szCs w:val="16"/>
+          <w:shd w:val="clear" w:fill="FFFFFF"/>
+        </w:rPr>
+        <w:t>商业计划书通常要求提交 </w:t>
+      </w:r>
+      <w:r>
+        <w:rPr>
+          <w:rFonts w:hint="default" w:ascii="Segoe UI" w:hAnsi="Segoe UI" w:eastAsia="Segoe UI" w:cs="Segoe UI"/>
+          <w:b/>
+          <w:bCs/>
+          <w:i w:val="0"/>
+          <w:iCs w:val="0"/>
+          <w:caps w:val="0"/>
+          <w:color w:val="0F1115"/>
+          <w:spacing w:val="0"/>
+          <w:sz w:val="16"/>
+          <w:szCs w:val="16"/>
+          <w:shd w:val="clear" w:fill="FFFFFF"/>
+        </w:rPr>
+        <w:t>PDF 格式</w:t>
+      </w:r>
+      <w:r>
+        <w:rPr>
+          <w:rFonts w:hint="default" w:ascii="Segoe UI" w:hAnsi="Segoe UI" w:eastAsia="Segoe UI" w:cs="Segoe UI"/>
+          <w:i w:val="0"/>
+          <w:iCs w:val="0"/>
+          <w:caps w:val="0"/>
+          <w:color w:val="0F1115"/>
+          <w:spacing w:val="0"/>
+          <w:sz w:val="16"/>
+          <w:szCs w:val="16"/>
+          <w:shd w:val="clear" w:fill="FFFFFF"/>
+        </w:rPr>
+        <w:t>文件</w:t>
+      </w:r>
+      <w:r>
+        <w:rPr>
+          <w:rFonts w:hint="eastAsia" w:ascii="Segoe UI" w:hAnsi="Segoe UI" w:eastAsia="宋体" w:cs="Segoe UI"/>
+          <w:i w:val="0"/>
+          <w:iCs w:val="0"/>
+          <w:caps w:val="0"/>
+          <w:color w:val="0F1115"/>
+          <w:spacing w:val="0"/>
+          <w:sz w:val="16"/>
+          <w:szCs w:val="16"/>
+          <w:shd w:val="clear" w:fill="FFFFFF"/>
+          <w:lang w:val="en-US" w:eastAsia="zh-CN"/>
+        </w:rPr>
+        <w:t>,这里只是模板示范</w:t>
       </w:r>
       <w:bookmarkStart w:id="0" w:name="_GoBack"/>
       <w:bookmarkEnd w:id="0"/>
@@ -8126,7 +8321,7 @@
     </w:p>
     <w:p>
       <w:pPr>
-        <w:pStyle w:val="16"/>
+        <w:pStyle w:val="17"/>
         <w:numPr>
           <w:ilvl w:val="0"/>
           <w:numId w:val="1"/>
@@ -8144,7 +8339,7 @@
     </w:p>
     <w:p>
       <w:pPr>
-        <w:pStyle w:val="16"/>
+        <w:pStyle w:val="17"/>
         <w:numPr>
           <w:ilvl w:val="0"/>
           <w:numId w:val="1"/>
@@ -8162,7 +8357,7 @@
     </w:p>
     <w:p>
       <w:pPr>
-        <w:pStyle w:val="16"/>
+        <w:pStyle w:val="17"/>
         <w:numPr>
           <w:ilvl w:val="0"/>
           <w:numId w:val="1"/>
@@ -8180,7 +8375,7 @@
     </w:p>
     <w:p>
       <w:pPr>
-        <w:pStyle w:val="16"/>
+        <w:pStyle w:val="17"/>
         <w:numPr>
           <w:ilvl w:val="0"/>
           <w:numId w:val="1"/>
@@ -8198,7 +8393,7 @@
     </w:p>
     <w:p>
       <w:pPr>
-        <w:pStyle w:val="16"/>
+        <w:pStyle w:val="17"/>
         <w:numPr>
           <w:ilvl w:val="0"/>
           <w:numId w:val="1"/>
@@ -8216,7 +8411,7 @@
     </w:p>
     <w:p>
       <w:pPr>
-        <w:pStyle w:val="16"/>
+        <w:pStyle w:val="17"/>
         <w:numPr>
           <w:ilvl w:val="0"/>
           <w:numId w:val="1"/>
@@ -8446,7 +8641,7 @@
   <w:docDefaults>
     <w:rPrDefault>
       <w:rPr>
-        <w:rFonts w:ascii="微软雅黑" w:hAnsi="微软雅黑" w:eastAsia="微软雅黑" w:cs="微软雅黑"/>
+        <w:rFonts w:ascii="Times New Roman" w:hAnsi="Times New Roman" w:eastAsia="宋体" w:cs="Times New Roman"/>
       </w:rPr>
     </w:rPrDefault>
     <w:pPrDefault/>
@@ -8494,7 +8689,7 @@
     <w:lsdException w:unhideWhenUsed="0" w:uiPriority="0" w:semiHidden="0" w:name="annotation reference"/>
     <w:lsdException w:unhideWhenUsed="0" w:uiPriority="0" w:semiHidden="0" w:name="line number"/>
     <w:lsdException w:unhideWhenUsed="0" w:uiPriority="0" w:semiHidden="0" w:name="page number"/>
-    <w:lsdException w:uiPriority="99" w:name="endnote reference"/>
+    <w:lsdException w:qFormat="1" w:uiPriority="99" w:name="endnote reference"/>
     <w:lsdException w:qFormat="1" w:uiPriority="99" w:name="endnote text"/>
     <w:lsdException w:unhideWhenUsed="0" w:uiPriority="0" w:semiHidden="0" w:name="table of authorities"/>
     <w:lsdException w:unhideWhenUsed="0" w:uiPriority="0" w:semiHidden="0" w:name="macro"/>
@@ -8555,7 +8750,7 @@
     <w:lsdException w:unhideWhenUsed="0" w:uiPriority="0" w:semiHidden="0" w:name="HTML Sample"/>
     <w:lsdException w:unhideWhenUsed="0" w:uiPriority="0" w:semiHidden="0" w:name="HTML Typewriter"/>
     <w:lsdException w:unhideWhenUsed="0" w:uiPriority="0" w:semiHidden="0" w:name="HTML Variable"/>
-    <w:lsdException w:unhideWhenUsed="0" w:uiPriority="0" w:name="Normal Table"/>
+    <w:lsdException w:qFormat="1" w:unhideWhenUsed="0" w:uiPriority="0" w:name="Normal Table"/>
     <w:lsdException w:unhideWhenUsed="0" w:uiPriority="0" w:semiHidden="0" w:name="annotation subject"/>
     <w:lsdException w:unhideWhenUsed="0" w:uiPriority="0" w:semiHidden="0" w:name="Table Simple 1"/>
     <w:lsdException w:unhideWhenUsed="0" w:uiPriority="0" w:semiHidden="0" w:name="Table Simple 2"/>
@@ -8809,15 +9004,16 @@
       <w:szCs w:val="22"/>
     </w:rPr>
   </w:style>
-  <w:style w:type="character" w:default="1" w:styleId="12">
+  <w:style w:type="character" w:default="1" w:styleId="13">
     <w:name w:val="Default Paragraph Font"/>
     <w:semiHidden/>
     <w:qFormat/>
     <w:uiPriority w:val="0"/>
   </w:style>
-  <w:style w:type="table" w:default="1" w:styleId="11">
+  <w:style w:type="table" w:default="1" w:styleId="12">
     <w:name w:val="Normal Table"/>
     <w:semiHidden/>
+    <w:qFormat/>
     <w:uiPriority w:val="0"/>
     <w:tblPr>
       <w:tblCellMar>
@@ -8830,7 +9026,7 @@
   </w:style>
   <w:style w:type="paragraph" w:styleId="8">
     <w:name w:val="endnote text"/>
-    <w:link w:val="18"/>
+    <w:link w:val="19"/>
     <w:semiHidden/>
     <w:unhideWhenUsed/>
     <w:qFormat/>
@@ -8847,7 +9043,7 @@
   </w:style>
   <w:style w:type="paragraph" w:styleId="9">
     <w:name w:val="footnote text"/>
-    <w:link w:val="17"/>
+    <w:link w:val="18"/>
     <w:semiHidden/>
     <w:unhideWhenUsed/>
     <w:uiPriority w:val="99"/>
@@ -8862,6 +9058,14 @@
     </w:rPr>
   </w:style>
   <w:style w:type="paragraph" w:styleId="10">
+    <w:name w:val="Normal (Web)"/>
+    <w:basedOn w:val="1"/>
+    <w:uiPriority w:val="0"/>
+    <w:rPr>
+      <w:sz w:val="24"/>
+    </w:rPr>
+  </w:style>
+  <w:style w:type="paragraph" w:styleId="11">
     <w:name w:val="Title"/>
     <w:qFormat/>
     <w:uiPriority w:val="0"/>
@@ -8872,16 +9076,17 @@
       <w:szCs w:val="56"/>
     </w:rPr>
   </w:style>
-  <w:style w:type="character" w:styleId="13">
+  <w:style w:type="character" w:styleId="14">
     <w:name w:val="endnote reference"/>
     <w:semiHidden/>
     <w:unhideWhenUsed/>
+    <w:qFormat/>
     <w:uiPriority w:val="99"/>
     <w:rPr>
       <w:vertAlign w:val="superscript"/>
     </w:rPr>
   </w:style>
-  <w:style w:type="character" w:styleId="14">
+  <w:style w:type="character" w:styleId="15">
     <w:name w:val="Hyperlink"/>
     <w:unhideWhenUsed/>
     <w:qFormat/>
@@ -8891,7 +9096,7 @@
       <w:u w:val="single"/>
     </w:rPr>
   </w:style>
-  <w:style w:type="character" w:styleId="15">
+  <w:style w:type="character" w:styleId="16">
     <w:name w:val="footnote reference"/>
     <w:semiHidden/>
     <w:unhideWhenUsed/>
@@ -8900,7 +9105,7 @@
       <w:vertAlign w:val="superscript"/>
     </w:rPr>
   </w:style>
-  <w:style w:type="paragraph" w:styleId="16">
+  <w:style w:type="paragraph" w:styleId="17">
     <w:name w:val="List Paragraph"/>
     <w:qFormat/>
     <w:uiPriority w:val="0"/>
@@ -8911,18 +9116,19 @@
       <w:szCs w:val="22"/>
     </w:rPr>
   </w:style>
-  <w:style w:type="character" w:customStyle="1" w:styleId="17">
+  <w:style w:type="character" w:customStyle="1" w:styleId="18">
     <w:name w:val="Footnote Text Char"/>
     <w:link w:val="9"/>
     <w:semiHidden/>
     <w:unhideWhenUsed/>
+    <w:qFormat/>
     <w:uiPriority w:val="99"/>
     <w:rPr>
       <w:sz w:val="20"/>
       <w:szCs w:val="20"/>
     </w:rPr>
   </w:style>
-  <w:style w:type="character" w:customStyle="1" w:styleId="18">
+  <w:style w:type="character" w:customStyle="1" w:styleId="19">
     <w:name w:val="Endnote Text Char"/>
     <w:link w:val="8"/>
     <w:semiHidden/>
